--- a/硅谷101/E103 回顾硅谷银行危机：一家“好银行”的倒闭之路/全文_校读版.docx
+++ b/硅谷101/E103 回顾硅谷银行危机：一家“好银行”的倒闭之路/全文_校读版.docx
@@ -311,7 +311,7 @@
     </w:p>
     <w:p>
       <w:r>
-        <w:t xml:space="preserve">一个practice，就是你有问题了，我这个FDIC监管，你这样，也给联储或者FDIC时间帮着去找下一步。说白了，就是给他找一个买家，不管是让他自己去recapitalize他自己呢，还是说就找一个买家来把他就整个takeover了。我觉得这就是今天这个周末，联储我相信他们已经在做这个事情了。</w:t>
+        <w:t xml:space="preserve">这个事情本身也发展很快，昨天就有很多人，就其实就已经是既成事实了。在这个时候，也不能再拖了，他也是没有办法的办法，那就是我立刻就让FDIC接管你。从保护的角度来讲，当年零八年的时候，那个银行叫什么，个washing，我待会回头我发你一个，那个也发生过类似的事情。这是很standard的一个practice，就是你有问题了，我这个FDIC监管，你这样，也给联储或者FDIC时间帮着去找下一步。说白了，就是给他找一个买家，不管是让他自己去recapitalize他自己呢，还是说就找一个买家来把他就整个takeover了。我觉得这就是今天这个周末，联储我相信他们已经在做这个事情了。</w:t>
       </w:r>
     </w:p>
     <w:p>
